--- a/resume_ats_ru.docx
+++ b/resume_ats_ru.docx
@@ -27,7 +27,7 @@
     </w:p>
     <w:p>
       <w:r>
-        <w:t>Инженер по LLM-инференсу, который полностью владеет стеком обслуживания больших языковых моделей — распределённый инференс, оркестрация ускорителей, программный стек vLLM и VeRL, MoE-маршрутизация и предиктивная надёжность аппаратной части кластера (память, сеть) — и доводит его до продакшена.</w:t>
+        <w:t>Инженер по LLM-инференсу, который полностью владеет стеком обслуживания больших языковых моделей — распределённый инференс, оркестрация ускорителей, программный стек vLLM и VeRL, MoE-маршрутизация и прогнозирование отказов кластерного железа (память, сеть) — и доводит его до продакшена.</w:t>
       </w:r>
     </w:p>
     <w:p/>

--- a/resume_ats_ru.docx
+++ b/resume_ats_ru.docx
@@ -27,7 +27,7 @@
     </w:p>
     <w:p>
       <w:r>
-        <w:t>Инженер по LLM-инференсу, который полностью владеет стеком обслуживания больших языковых моделей — распределённый инференс, оркестрация ускорителей, программный стек vLLM и VeRL, MoE-маршрутизация и прогнозирование отказов кластерного железа (память, сеть) — и доводит его до продакшена.</w:t>
+        <w:t>Инженер по LLM-инференсу, который полностью владеет стеком обслуживания больших языковых моделей — распределённый инференс, оркестрация ускорителей, программный стек vLLM и VeRL, MoE-маршрутизация и прогнозирование отказов кластерного оборудования (память, сеть) — и доводит его до продакшена.</w:t>
       </w:r>
     </w:p>
     <w:p/>

--- a/resume_ats_ru.docx
+++ b/resume_ats_ru.docx
@@ -27,7 +27,7 @@
     </w:p>
     <w:p>
       <w:r>
-        <w:t>Инженер по LLM-инференсу, который полностью владеет стеком обслуживания больших языковых моделей — распределённый инференс, оркестрация ускорителей, программный стек vLLM и VeRL, MoE-маршрутизация и прогнозирование отказов кластерного оборудования (память, сеть) — и доводит его до продакшена.</w:t>
+        <w:t>ML/LLMOps-инженер, который владеет полным циклом эксплуатации ML и LLM в продакшене — деплой моделей, распределённый инференс, оркестрация GPU, vLLM и VeRL, батчинг и планирование, MoE-маршрутизация и прогнозирование отказов кластерного оборудования (память, сеть) — и превращает модели в надёжные высокодоступные сервисы с измеримым SLO.</w:t>
       </w:r>
     </w:p>
     <w:p/>
